--- a/demos/materials/ltc-self-assessment-gaps.docx
+++ b/demos/materials/ltc-self-assessment-gaps.docx
@@ -8,7 +8,7 @@
           <w:color w:val="999999"/>
           <w:sz w:val="16"/>
         </w:rPr>
-        <w:t>課堂練習素材 ｜ 大人提 AI Agent 工作坊 2026/06/15 ｜ 模擬數據・全去識別化・僅供課堂練習</w:t>
+        <w:t>課堂練習素材 ｜ 長照機構 AI 工具箱（阿峰老師） 2026/06/15 ｜ 模擬數據・全去識別化・僅供課堂練習</w:t>
       </w:r>
     </w:p>
     <w:p>
